--- a/templates/profile_report_template.docx
+++ b/templates/profile_report_template.docx
@@ -4,66 +4,118 @@
   <w:body>
     <w:p/>
     <w:p/>
+    <w:p/>
+    <w:p/>
     <w:p>
       <w:pPr>
-        <w:jc w:val="center"/>
+        <w:pBdr>
+          <w:bottom w:val="single" w:sz="24" w:space="1" w:color="1B2A4A"/>
+        </w:pBdr>
+      </w:pPr>
+    </w:p>
+    <w:p/>
+    <w:p>
+      <w:pPr>
+        <w:jc w:val="left"/>
       </w:pPr>
       <w:r>
         <w:rPr>
-          <w:b/>
-          <w:color w:val="2E74B5"/>
-          <w:sz w:val="56"/>
+          <w:rFonts w:ascii="Calibri Light" w:hAnsi="Calibri Light"/>
+          <w:b w:val="0"/>
+          <w:color w:val="1B2A4A"/>
+          <w:sz w:val="72"/>
         </w:rPr>
         <w:t>Source Data Profile Report</w:t>
       </w:r>
     </w:p>
-    <w:p/>
     <w:p>
       <w:pPr>
-        <w:jc w:val="center"/>
+        <w:jc w:val="left"/>
       </w:pPr>
       <w:r>
         <w:rPr>
-          <w:color w:val="595959"/>
-          <w:sz w:val="36"/>
+          <w:rFonts w:ascii="Calibri Light" w:hAnsi="Calibri Light"/>
+          <w:color w:val="2E5C8A"/>
+          <w:sz w:val="40"/>
         </w:rPr>
         <w:t>{{CUSTOMER}}</w:t>
       </w:r>
     </w:p>
     <w:p/>
+    <w:p/>
     <w:p>
       <w:pPr>
-        <w:jc w:val="center"/>
+        <w:spacing w:after="40"/>
       </w:pPr>
       <w:r>
         <w:rPr>
-          <w:sz w:val="24"/>
+          <w:rFonts w:ascii="Calibri" w:hAnsi="Calibri"/>
+          <w:b/>
+          <w:color w:val="5A5A65"/>
+          <w:sz w:val="22"/>
         </w:rPr>
-        <w:t xml:space="preserve">Prepared by: </w:t>
+        <w:t xml:space="preserve">Prepared by:  </w:t>
       </w:r>
       <w:r>
         <w:rPr>
-          <w:sz w:val="24"/>
+          <w:rFonts w:ascii="Calibri" w:hAnsi="Calibri"/>
+          <w:color w:val="33333B"/>
+          <w:sz w:val="22"/>
         </w:rPr>
         <w:t>{{VENDOR}}</w:t>
       </w:r>
     </w:p>
     <w:p>
       <w:pPr>
-        <w:jc w:val="center"/>
+        <w:spacing w:after="40"/>
       </w:pPr>
       <w:r>
         <w:rPr>
-          <w:sz w:val="24"/>
+          <w:rFonts w:ascii="Calibri" w:hAnsi="Calibri"/>
+          <w:b/>
+          <w:color w:val="5A5A65"/>
+          <w:sz w:val="22"/>
         </w:rPr>
-        <w:t xml:space="preserve">Date: </w:t>
+        <w:t xml:space="preserve">Date:  </w:t>
       </w:r>
       <w:r>
         <w:rPr>
-          <w:sz w:val="24"/>
+          <w:rFonts w:ascii="Calibri" w:hAnsi="Calibri"/>
+          <w:color w:val="33333B"/>
+          <w:sz w:val="22"/>
         </w:rPr>
         <w:t>{{DATE}}</w:t>
       </w:r>
+    </w:p>
+    <w:p>
+      <w:pPr>
+        <w:spacing w:after="40"/>
+      </w:pPr>
+      <w:r>
+        <w:rPr>
+          <w:rFonts w:ascii="Calibri" w:hAnsi="Calibri"/>
+          <w:b/>
+          <w:color w:val="5A5A65"/>
+          <w:sz w:val="22"/>
+        </w:rPr>
+        <w:t xml:space="preserve">Classification:  </w:t>
+      </w:r>
+      <w:r>
+        <w:rPr>
+          <w:rFonts w:ascii="Calibri" w:hAnsi="Calibri"/>
+          <w:color w:val="33333B"/>
+          <w:sz w:val="22"/>
+        </w:rPr>
+        <w:t>Confidential</w:t>
+      </w:r>
+    </w:p>
+    <w:p/>
+    <w:p>
+      <w:pPr>
+        <w:pBdr>
+          <w:bottom w:val="single" w:sz="8" w:space="1" w:color="2E5C8A"/>
+        </w:pBdr>
+      </w:pPr>
     </w:p>
     <w:p>
       <w:r>
@@ -80,7 +132,11 @@
     </w:p>
     <w:p>
       <w:r>
-        <w:t>{{TOC — generated from headings}}</w:t>
+        <w:rPr>
+          <w:i/>
+          <w:color w:val="5A5A65"/>
+        </w:rPr>
+        <w:t>{{TOC — auto-generated from headings}}</w:t>
       </w:r>
     </w:p>
     <w:p>
@@ -96,10 +152,208 @@
         <w:t>Executive Summary</w:t>
       </w:r>
     </w:p>
+    <w:tbl>
+      <w:tblPr>
+        <w:tblW w:type="auto" w:w="0"/>
+        <w:jc w:val="center"/>
+        <w:tblLook w:firstColumn="1" w:firstRow="1" w:lastColumn="0" w:lastRow="0" w:noHBand="0" w:noVBand="1" w:val="04A0"/>
+        <w:tblBorders>
+          <w:top w:val="none" w:sz="0" w:space="0" w:color="auto"/>
+          <w:left w:val="none" w:sz="0" w:space="0" w:color="auto"/>
+          <w:bottom w:val="none" w:sz="0" w:space="0" w:color="auto"/>
+          <w:right w:val="none" w:sz="0" w:space="0" w:color="auto"/>
+          <w:insideH w:val="none" w:sz="0" w:space="0" w:color="auto"/>
+          <w:insideV w:val="single" w:sz="4" w:space="0" w:color="D0D0D8"/>
+        </w:tblBorders>
+      </w:tblPr>
+      <w:tblGrid>
+        <w:gridCol w:w="2268"/>
+        <w:gridCol w:w="2268"/>
+        <w:gridCol w:w="2268"/>
+        <w:gridCol w:w="2268"/>
+      </w:tblGrid>
+      <w:tr>
+        <w:tc>
+          <w:tcPr>
+            <w:tcW w:type="dxa" w:w="2268"/>
+          </w:tcPr>
+          <w:p>
+            <w:pPr>
+              <w:jc w:val="center"/>
+            </w:pPr>
+            <w:r/>
+            <w:r>
+              <w:rPr>
+                <w:rFonts w:ascii="Calibri Light" w:hAnsi="Calibri Light"/>
+                <w:b/>
+                <w:color w:val="1B2A4A"/>
+                <w:sz w:val="56"/>
+              </w:rPr>
+              <w:t>{{N}}</w:t>
+            </w:r>
+          </w:p>
+        </w:tc>
+        <w:tc>
+          <w:tcPr>
+            <w:tcW w:type="dxa" w:w="2268"/>
+          </w:tcPr>
+          <w:p>
+            <w:pPr>
+              <w:jc w:val="center"/>
+            </w:pPr>
+            <w:r/>
+            <w:r>
+              <w:rPr>
+                <w:rFonts w:ascii="Calibri Light" w:hAnsi="Calibri Light"/>
+                <w:b/>
+                <w:color w:val="1B2A4A"/>
+                <w:sz w:val="56"/>
+              </w:rPr>
+              <w:t>{{N}}</w:t>
+            </w:r>
+          </w:p>
+        </w:tc>
+        <w:tc>
+          <w:tcPr>
+            <w:tcW w:type="dxa" w:w="2268"/>
+          </w:tcPr>
+          <w:p>
+            <w:pPr>
+              <w:jc w:val="center"/>
+            </w:pPr>
+            <w:r/>
+            <w:r>
+              <w:rPr>
+                <w:rFonts w:ascii="Calibri Light" w:hAnsi="Calibri Light"/>
+                <w:b/>
+                <w:color w:val="1B2A4A"/>
+                <w:sz w:val="56"/>
+              </w:rPr>
+              <w:t>{{N}}</w:t>
+            </w:r>
+          </w:p>
+        </w:tc>
+        <w:tc>
+          <w:tcPr>
+            <w:tcW w:type="dxa" w:w="2268"/>
+          </w:tcPr>
+          <w:p>
+            <w:pPr>
+              <w:jc w:val="center"/>
+            </w:pPr>
+            <w:r/>
+            <w:r>
+              <w:rPr>
+                <w:rFonts w:ascii="Calibri Light" w:hAnsi="Calibri Light"/>
+                <w:b/>
+                <w:color w:val="1B2A4A"/>
+                <w:sz w:val="56"/>
+              </w:rPr>
+              <w:t>{{EPSG}}</w:t>
+            </w:r>
+          </w:p>
+        </w:tc>
+      </w:tr>
+      <w:tr>
+        <w:tc>
+          <w:tcPr>
+            <w:tcW w:type="dxa" w:w="2268"/>
+          </w:tcPr>
+          <w:p>
+            <w:pPr>
+              <w:jc w:val="center"/>
+            </w:pPr>
+            <w:r/>
+            <w:r>
+              <w:rPr>
+                <w:rFonts w:ascii="Calibri" w:hAnsi="Calibri"/>
+                <w:color w:val="5A5A65"/>
+                <w:sz w:val="18"/>
+              </w:rPr>
+              <w:t>Source Files</w:t>
+            </w:r>
+          </w:p>
+        </w:tc>
+        <w:tc>
+          <w:tcPr>
+            <w:tcW w:type="dxa" w:w="2268"/>
+          </w:tcPr>
+          <w:p>
+            <w:pPr>
+              <w:jc w:val="center"/>
+            </w:pPr>
+            <w:r/>
+            <w:r>
+              <w:rPr>
+                <w:rFonts w:ascii="Calibri" w:hAnsi="Calibri"/>
+                <w:color w:val="5A5A65"/>
+                <w:sz w:val="18"/>
+              </w:rPr>
+              <w:t>Layers</w:t>
+            </w:r>
+          </w:p>
+        </w:tc>
+        <w:tc>
+          <w:tcPr>
+            <w:tcW w:type="dxa" w:w="2268"/>
+          </w:tcPr>
+          <w:p>
+            <w:pPr>
+              <w:jc w:val="center"/>
+            </w:pPr>
+            <w:r/>
+            <w:r>
+              <w:rPr>
+                <w:rFonts w:ascii="Calibri" w:hAnsi="Calibri"/>
+                <w:color w:val="5A5A65"/>
+                <w:sz w:val="18"/>
+              </w:rPr>
+              <w:t>Total Features</w:t>
+            </w:r>
+          </w:p>
+        </w:tc>
+        <w:tc>
+          <w:tcPr>
+            <w:tcW w:type="dxa" w:w="2268"/>
+          </w:tcPr>
+          <w:p>
+            <w:pPr>
+              <w:jc w:val="center"/>
+            </w:pPr>
+            <w:r/>
+            <w:r>
+              <w:rPr>
+                <w:rFonts w:ascii="Calibri" w:hAnsi="Calibri"/>
+                <w:color w:val="5A5A65"/>
+                <w:sz w:val="18"/>
+              </w:rPr>
+              <w:t>CRS</w:t>
+            </w:r>
+          </w:p>
+        </w:tc>
+      </w:tr>
+    </w:tbl>
+    <w:p>
+      <w:pPr>
+        <w:spacing w:after="160"/>
+      </w:pPr>
+    </w:p>
     <w:p>
       <w:r>
-        <w:t>{{EXECUTIVE_SUMMARY}}</w:t>
+        <w:rPr>
+          <w:i/>
+          <w:color w:val="5A5A65"/>
+        </w:rPr>
+        <w:t>{{EXECUTIVE_SUMMARY — brief description of source data characteristics}}</w:t>
       </w:r>
+    </w:p>
+    <w:p>
+      <w:pPr>
+        <w:spacing w:before="240" w:after="240"/>
+        <w:pBdr>
+          <w:bottom w:val="single" w:sz="4" w:space="1" w:color="D0D0D8"/>
+        </w:pBdr>
+      </w:pPr>
     </w:p>
     <w:p>
       <w:pPr>
@@ -109,10 +363,277 @@
         <w:t>Source Data Summary</w:t>
       </w:r>
     </w:p>
+    <w:tbl>
+      <w:tblPr>
+        <w:tblW w:type="auto" w:w="0"/>
+        <w:jc w:val="center"/>
+        <w:tblLook w:firstColumn="1" w:firstRow="1" w:lastColumn="0" w:lastRow="0" w:noHBand="0" w:noVBand="1" w:val="04A0"/>
+        <w:tblBorders>
+          <w:top w:val="single" w:sz="4" w:space="0" w:color="D0D0D8"/>
+          <w:left w:val="single" w:sz="4" w:space="0" w:color="D0D0D8"/>
+          <w:bottom w:val="single" w:sz="4" w:space="0" w:color="D0D0D8"/>
+          <w:right w:val="single" w:sz="4" w:space="0" w:color="D0D0D8"/>
+          <w:insideH w:val="single" w:sz="2" w:space="0" w:color="E0E0E5"/>
+          <w:insideV w:val="single" w:sz="2" w:space="0" w:color="E0E0E5"/>
+        </w:tblBorders>
+      </w:tblPr>
+      <w:tblGrid>
+        <w:gridCol w:w="2551"/>
+        <w:gridCol w:w="1984"/>
+        <w:gridCol w:w="1134"/>
+        <w:gridCol w:w="3402"/>
+      </w:tblGrid>
+      <w:tr>
+        <w:tc>
+          <w:tcPr>
+            <w:tcW w:type="dxa" w:w="2268"/>
+            <w:shd w:fill="1B2A4A" w:val="clear"/>
+          </w:tcPr>
+          <w:p>
+            <w:pPr>
+              <w:spacing w:before="80" w:after="80"/>
+            </w:pPr>
+            <w:r/>
+            <w:r>
+              <w:rPr>
+                <w:rFonts w:ascii="Calibri" w:hAnsi="Calibri"/>
+                <w:b/>
+                <w:color w:val="FFFFFF"/>
+                <w:sz w:val="19"/>
+              </w:rPr>
+              <w:t>Layer</w:t>
+            </w:r>
+          </w:p>
+        </w:tc>
+        <w:tc>
+          <w:tcPr>
+            <w:tcW w:type="dxa" w:w="2268"/>
+            <w:shd w:fill="1B2A4A" w:val="clear"/>
+          </w:tcPr>
+          <w:p>
+            <w:pPr>
+              <w:spacing w:before="80" w:after="80"/>
+            </w:pPr>
+            <w:r/>
+            <w:r>
+              <w:rPr>
+                <w:rFonts w:ascii="Calibri" w:hAnsi="Calibri"/>
+                <w:b/>
+                <w:color w:val="FFFFFF"/>
+                <w:sz w:val="19"/>
+              </w:rPr>
+              <w:t>Geometry</w:t>
+            </w:r>
+          </w:p>
+        </w:tc>
+        <w:tc>
+          <w:tcPr>
+            <w:tcW w:type="dxa" w:w="2268"/>
+            <w:shd w:fill="1B2A4A" w:val="clear"/>
+          </w:tcPr>
+          <w:p>
+            <w:pPr>
+              <w:spacing w:before="80" w:after="80"/>
+            </w:pPr>
+            <w:r/>
+            <w:r>
+              <w:rPr>
+                <w:rFonts w:ascii="Calibri" w:hAnsi="Calibri"/>
+                <w:b/>
+                <w:color w:val="FFFFFF"/>
+                <w:sz w:val="19"/>
+              </w:rPr>
+              <w:t>Count</w:t>
+            </w:r>
+          </w:p>
+        </w:tc>
+        <w:tc>
+          <w:tcPr>
+            <w:tcW w:type="dxa" w:w="2268"/>
+            <w:shd w:fill="1B2A4A" w:val="clear"/>
+          </w:tcPr>
+          <w:p>
+            <w:pPr>
+              <w:spacing w:before="80" w:after="80"/>
+            </w:pPr>
+            <w:r/>
+            <w:r>
+              <w:rPr>
+                <w:rFonts w:ascii="Calibri" w:hAnsi="Calibri"/>
+                <w:b/>
+                <w:color w:val="FFFFFF"/>
+                <w:sz w:val="19"/>
+              </w:rPr>
+              <w:t>Key Fields</w:t>
+            </w:r>
+          </w:p>
+        </w:tc>
+      </w:tr>
+      <w:tr>
+        <w:tc>
+          <w:tcPr>
+            <w:tcW w:type="dxa" w:w="2268"/>
+          </w:tcPr>
+          <w:p>
+            <w:pPr>
+              <w:spacing w:before="60" w:after="60"/>
+            </w:pPr>
+            <w:r/>
+            <w:r>
+              <w:rPr>
+                <w:rFonts w:ascii="Calibri" w:hAnsi="Calibri"/>
+                <w:color w:val="33333B"/>
+                <w:sz w:val="19"/>
+              </w:rPr>
+              <w:t>{{LAYER_NAME}}</w:t>
+            </w:r>
+          </w:p>
+        </w:tc>
+        <w:tc>
+          <w:tcPr>
+            <w:tcW w:type="dxa" w:w="2268"/>
+          </w:tcPr>
+          <w:p>
+            <w:pPr>
+              <w:spacing w:before="60" w:after="60"/>
+            </w:pPr>
+            <w:r/>
+            <w:r>
+              <w:rPr>
+                <w:rFonts w:ascii="Calibri" w:hAnsi="Calibri"/>
+                <w:color w:val="33333B"/>
+                <w:sz w:val="19"/>
+              </w:rPr>
+              <w:t>{{Point/LineString/Polygon}}</w:t>
+            </w:r>
+          </w:p>
+        </w:tc>
+        <w:tc>
+          <w:tcPr>
+            <w:tcW w:type="dxa" w:w="2268"/>
+          </w:tcPr>
+          <w:p>
+            <w:pPr>
+              <w:spacing w:before="60" w:after="60"/>
+            </w:pPr>
+            <w:r/>
+            <w:r>
+              <w:rPr>
+                <w:rFonts w:ascii="Calibri" w:hAnsi="Calibri"/>
+                <w:color w:val="33333B"/>
+                <w:sz w:val="19"/>
+              </w:rPr>
+              <w:t>{{count}}</w:t>
+            </w:r>
+          </w:p>
+        </w:tc>
+        <w:tc>
+          <w:tcPr>
+            <w:tcW w:type="dxa" w:w="2268"/>
+          </w:tcPr>
+          <w:p>
+            <w:pPr>
+              <w:spacing w:before="60" w:after="60"/>
+            </w:pPr>
+            <w:r/>
+            <w:r>
+              <w:rPr>
+                <w:rFonts w:ascii="Calibri" w:hAnsi="Calibri"/>
+                <w:color w:val="33333B"/>
+                <w:sz w:val="19"/>
+              </w:rPr>
+              <w:t>{{comma-separated fields}}</w:t>
+            </w:r>
+          </w:p>
+        </w:tc>
+      </w:tr>
+      <w:tr>
+        <w:tc>
+          <w:tcPr>
+            <w:tcW w:type="dxa" w:w="2268"/>
+            <w:shd w:fill="F5F5F7" w:val="clear"/>
+          </w:tcPr>
+          <w:p>
+            <w:pPr>
+              <w:spacing w:before="60" w:after="60"/>
+            </w:pPr>
+            <w:r/>
+            <w:r>
+              <w:rPr>
+                <w:rFonts w:ascii="Calibri" w:hAnsi="Calibri"/>
+                <w:color w:val="33333B"/>
+                <w:sz w:val="19"/>
+              </w:rPr>
+              <w:t>{{LAYER_NAME}}</w:t>
+            </w:r>
+          </w:p>
+        </w:tc>
+        <w:tc>
+          <w:tcPr>
+            <w:tcW w:type="dxa" w:w="2268"/>
+            <w:shd w:fill="F5F5F7" w:val="clear"/>
+          </w:tcPr>
+          <w:p>
+            <w:pPr>
+              <w:spacing w:before="60" w:after="60"/>
+            </w:pPr>
+            <w:r/>
+            <w:r>
+              <w:rPr>
+                <w:rFonts w:ascii="Calibri" w:hAnsi="Calibri"/>
+                <w:color w:val="33333B"/>
+                <w:sz w:val="19"/>
+              </w:rPr>
+              <w:t>{{Point/LineString/Polygon}}</w:t>
+            </w:r>
+          </w:p>
+        </w:tc>
+        <w:tc>
+          <w:tcPr>
+            <w:tcW w:type="dxa" w:w="2268"/>
+            <w:shd w:fill="F5F5F7" w:val="clear"/>
+          </w:tcPr>
+          <w:p>
+            <w:pPr>
+              <w:spacing w:before="60" w:after="60"/>
+            </w:pPr>
+            <w:r/>
+            <w:r>
+              <w:rPr>
+                <w:rFonts w:ascii="Calibri" w:hAnsi="Calibri"/>
+                <w:color w:val="33333B"/>
+                <w:sz w:val="19"/>
+              </w:rPr>
+              <w:t>{{count}}</w:t>
+            </w:r>
+          </w:p>
+        </w:tc>
+        <w:tc>
+          <w:tcPr>
+            <w:tcW w:type="dxa" w:w="2268"/>
+            <w:shd w:fill="F5F5F7" w:val="clear"/>
+          </w:tcPr>
+          <w:p>
+            <w:pPr>
+              <w:spacing w:before="60" w:after="60"/>
+            </w:pPr>
+            <w:r/>
+            <w:r>
+              <w:rPr>
+                <w:rFonts w:ascii="Calibri" w:hAnsi="Calibri"/>
+                <w:color w:val="33333B"/>
+                <w:sz w:val="19"/>
+              </w:rPr>
+              <w:t>{{comma-separated fields}}</w:t>
+            </w:r>
+          </w:p>
+        </w:tc>
+      </w:tr>
+    </w:tbl>
     <w:p>
-      <w:r>
-        <w:t>{{SOURCE_DATA_SUMMARY_TABLE}}</w:t>
-      </w:r>
+      <w:pPr>
+        <w:spacing w:after="120"/>
+      </w:pPr>
     </w:p>
     <w:p>
       <w:pPr>
@@ -130,10 +651,236 @@
         <w:t>{{SOURCE_FILE_1}}</w:t>
       </w:r>
     </w:p>
+    <w:tbl>
+      <w:tblPr>
+        <w:tblW w:type="auto" w:w="0"/>
+        <w:jc w:val="center"/>
+        <w:tblLook w:firstColumn="1" w:firstRow="1" w:lastColumn="0" w:lastRow="0" w:noHBand="0" w:noVBand="1" w:val="04A0"/>
+        <w:tblBorders>
+          <w:top w:val="single" w:sz="4" w:space="0" w:color="D0D0D8"/>
+          <w:left w:val="single" w:sz="4" w:space="0" w:color="D0D0D8"/>
+          <w:bottom w:val="single" w:sz="4" w:space="0" w:color="D0D0D8"/>
+          <w:right w:val="single" w:sz="4" w:space="0" w:color="D0D0D8"/>
+          <w:insideH w:val="single" w:sz="2" w:space="0" w:color="E0E0E5"/>
+          <w:insideV w:val="single" w:sz="2" w:space="0" w:color="E0E0E5"/>
+        </w:tblBorders>
+      </w:tblPr>
+      <w:tblGrid>
+        <w:gridCol w:w="1984"/>
+        <w:gridCol w:w="1417"/>
+        <w:gridCol w:w="1134"/>
+        <w:gridCol w:w="1134"/>
+        <w:gridCol w:w="3402"/>
+      </w:tblGrid>
+      <w:tr>
+        <w:tc>
+          <w:tcPr>
+            <w:tcW w:type="dxa" w:w="1814"/>
+            <w:shd w:fill="1B2A4A" w:val="clear"/>
+          </w:tcPr>
+          <w:p>
+            <w:pPr>
+              <w:spacing w:before="80" w:after="80"/>
+            </w:pPr>
+            <w:r/>
+            <w:r>
+              <w:rPr>
+                <w:rFonts w:ascii="Calibri" w:hAnsi="Calibri"/>
+                <w:b/>
+                <w:color w:val="FFFFFF"/>
+                <w:sz w:val="19"/>
+              </w:rPr>
+              <w:t>Attribute</w:t>
+            </w:r>
+          </w:p>
+        </w:tc>
+        <w:tc>
+          <w:tcPr>
+            <w:tcW w:type="dxa" w:w="1814"/>
+            <w:shd w:fill="1B2A4A" w:val="clear"/>
+          </w:tcPr>
+          <w:p>
+            <w:pPr>
+              <w:spacing w:before="80" w:after="80"/>
+            </w:pPr>
+            <w:r/>
+            <w:r>
+              <w:rPr>
+                <w:rFonts w:ascii="Calibri" w:hAnsi="Calibri"/>
+                <w:b/>
+                <w:color w:val="FFFFFF"/>
+                <w:sz w:val="19"/>
+              </w:rPr>
+              <w:t>Type</w:t>
+            </w:r>
+          </w:p>
+        </w:tc>
+        <w:tc>
+          <w:tcPr>
+            <w:tcW w:type="dxa" w:w="1814"/>
+            <w:shd w:fill="1B2A4A" w:val="clear"/>
+          </w:tcPr>
+          <w:p>
+            <w:pPr>
+              <w:spacing w:before="80" w:after="80"/>
+            </w:pPr>
+            <w:r/>
+            <w:r>
+              <w:rPr>
+                <w:rFonts w:ascii="Calibri" w:hAnsi="Calibri"/>
+                <w:b/>
+                <w:color w:val="FFFFFF"/>
+                <w:sz w:val="19"/>
+              </w:rPr>
+              <w:t>Non-Null</w:t>
+            </w:r>
+          </w:p>
+        </w:tc>
+        <w:tc>
+          <w:tcPr>
+            <w:tcW w:type="dxa" w:w="1814"/>
+            <w:shd w:fill="1B2A4A" w:val="clear"/>
+          </w:tcPr>
+          <w:p>
+            <w:pPr>
+              <w:spacing w:before="80" w:after="80"/>
+            </w:pPr>
+            <w:r/>
+            <w:r>
+              <w:rPr>
+                <w:rFonts w:ascii="Calibri" w:hAnsi="Calibri"/>
+                <w:b/>
+                <w:color w:val="FFFFFF"/>
+                <w:sz w:val="19"/>
+              </w:rPr>
+              <w:t>Unique</w:t>
+            </w:r>
+          </w:p>
+        </w:tc>
+        <w:tc>
+          <w:tcPr>
+            <w:tcW w:type="dxa" w:w="1814"/>
+            <w:shd w:fill="1B2A4A" w:val="clear"/>
+          </w:tcPr>
+          <w:p>
+            <w:pPr>
+              <w:spacing w:before="80" w:after="80"/>
+            </w:pPr>
+            <w:r/>
+            <w:r>
+              <w:rPr>
+                <w:rFonts w:ascii="Calibri" w:hAnsi="Calibri"/>
+                <w:b/>
+                <w:color w:val="FFFFFF"/>
+                <w:sz w:val="19"/>
+              </w:rPr>
+              <w:t>Sample Values</w:t>
+            </w:r>
+          </w:p>
+        </w:tc>
+      </w:tr>
+      <w:tr>
+        <w:tc>
+          <w:tcPr>
+            <w:tcW w:type="dxa" w:w="1814"/>
+          </w:tcPr>
+          <w:p>
+            <w:pPr>
+              <w:spacing w:before="60" w:after="60"/>
+            </w:pPr>
+            <w:r/>
+            <w:r>
+              <w:rPr>
+                <w:rFonts w:ascii="Calibri" w:hAnsi="Calibri"/>
+                <w:color w:val="33333B"/>
+                <w:sz w:val="19"/>
+              </w:rPr>
+              <w:t>{{attr_name}}</w:t>
+            </w:r>
+          </w:p>
+        </w:tc>
+        <w:tc>
+          <w:tcPr>
+            <w:tcW w:type="dxa" w:w="1814"/>
+          </w:tcPr>
+          <w:p>
+            <w:pPr>
+              <w:spacing w:before="60" w:after="60"/>
+            </w:pPr>
+            <w:r/>
+            <w:r>
+              <w:rPr>
+                <w:rFonts w:ascii="Calibri" w:hAnsi="Calibri"/>
+                <w:color w:val="33333B"/>
+                <w:sz w:val="19"/>
+              </w:rPr>
+              <w:t>{{varchar(255)}}</w:t>
+            </w:r>
+          </w:p>
+        </w:tc>
+        <w:tc>
+          <w:tcPr>
+            <w:tcW w:type="dxa" w:w="1814"/>
+          </w:tcPr>
+          <w:p>
+            <w:pPr>
+              <w:spacing w:before="60" w:after="60"/>
+            </w:pPr>
+            <w:r/>
+            <w:r>
+              <w:rPr>
+                <w:rFonts w:ascii="Calibri" w:hAnsi="Calibri"/>
+                <w:color w:val="33333B"/>
+                <w:sz w:val="19"/>
+              </w:rPr>
+              <w:t>{{count}}</w:t>
+            </w:r>
+          </w:p>
+        </w:tc>
+        <w:tc>
+          <w:tcPr>
+            <w:tcW w:type="dxa" w:w="1814"/>
+          </w:tcPr>
+          <w:p>
+            <w:pPr>
+              <w:spacing w:before="60" w:after="60"/>
+            </w:pPr>
+            <w:r/>
+            <w:r>
+              <w:rPr>
+                <w:rFonts w:ascii="Calibri" w:hAnsi="Calibri"/>
+                <w:color w:val="33333B"/>
+                <w:sz w:val="19"/>
+              </w:rPr>
+              <w:t>{{count}}</w:t>
+            </w:r>
+          </w:p>
+        </w:tc>
+        <w:tc>
+          <w:tcPr>
+            <w:tcW w:type="dxa" w:w="1814"/>
+          </w:tcPr>
+          <w:p>
+            <w:pPr>
+              <w:spacing w:before="60" w:after="60"/>
+            </w:pPr>
+            <w:r/>
+            <w:r>
+              <w:rPr>
+                <w:rFonts w:ascii="Calibri" w:hAnsi="Calibri"/>
+                <w:color w:val="33333B"/>
+                <w:sz w:val="19"/>
+              </w:rPr>
+              <w:t>{{val1, val2, val3}}</w:t>
+            </w:r>
+          </w:p>
+        </w:tc>
+      </w:tr>
+    </w:tbl>
     <w:p>
-      <w:r>
-        <w:t>{{LAYER_TABLE}}</w:t>
-      </w:r>
+      <w:pPr>
+        <w:spacing w:after="120"/>
+      </w:pPr>
     </w:p>
     <w:p>
       <w:pPr>
@@ -144,8 +891,21 @@
       </w:r>
     </w:p>
     <w:p>
+      <w:pPr>
+        <w:spacing w:before="160" w:after="160"/>
+        <w:pBdr>
+          <w:left w:val="single" w:sz="24" w:space="8" w:color="2E5C8A"/>
+        </w:pBdr>
+        <w:shd w:fill="E8F1F8" w:val="clear"/>
+        <w:ind w:left="180" w:right="180"/>
+      </w:pPr>
       <w:r>
-        <w:t>{{STRUCTURAL_MODEL_CONTENT}}</w:t>
+        <w:rPr>
+          <w:rFonts w:ascii="Calibri" w:hAnsi="Calibri"/>
+          <w:color w:val="33333B"/>
+          <w:sz w:val="20"/>
+        </w:rPr>
+        <w:t>{{Assessment of the source data model — placement-based vs. explicit containment, relationship patterns, and implications for NMT mapping.}}</w:t>
       </w:r>
     </w:p>
     <w:p>
@@ -157,9 +917,161 @@
       </w:r>
     </w:p>
     <w:p>
+      <w:pPr>
+        <w:pStyle w:val="Heading3"/>
+      </w:pPr>
       <w:r>
-        <w:t>{{VALUE_DOMAINS_CONTENT}}</w:t>
+        <w:t>{{LAYER}} — {{ATTRIBUTE}} ({{N}} distinct values)</w:t>
       </w:r>
+    </w:p>
+    <w:tbl>
+      <w:tblPr>
+        <w:tblW w:type="auto" w:w="0"/>
+        <w:jc w:val="center"/>
+        <w:tblLook w:firstColumn="1" w:firstRow="1" w:lastColumn="0" w:lastRow="0" w:noHBand="0" w:noVBand="1" w:val="04A0"/>
+        <w:tblBorders>
+          <w:top w:val="single" w:sz="4" w:space="0" w:color="D0D0D8"/>
+          <w:left w:val="single" w:sz="4" w:space="0" w:color="D0D0D8"/>
+          <w:bottom w:val="single" w:sz="4" w:space="0" w:color="D0D0D8"/>
+          <w:right w:val="single" w:sz="4" w:space="0" w:color="D0D0D8"/>
+          <w:insideH w:val="single" w:sz="2" w:space="0" w:color="E0E0E5"/>
+          <w:insideV w:val="single" w:sz="2" w:space="0" w:color="E0E0E5"/>
+        </w:tblBorders>
+      </w:tblPr>
+      <w:tblGrid>
+        <w:gridCol w:w="2268"/>
+        <w:gridCol w:w="1417"/>
+        <w:gridCol w:w="5386"/>
+      </w:tblGrid>
+      <w:tr>
+        <w:tc>
+          <w:tcPr>
+            <w:tcW w:type="dxa" w:w="3024"/>
+            <w:shd w:fill="1B2A4A" w:val="clear"/>
+          </w:tcPr>
+          <w:p>
+            <w:pPr>
+              <w:spacing w:before="80" w:after="80"/>
+            </w:pPr>
+            <w:r/>
+            <w:r>
+              <w:rPr>
+                <w:rFonts w:ascii="Calibri" w:hAnsi="Calibri"/>
+                <w:b/>
+                <w:color w:val="FFFFFF"/>
+                <w:sz w:val="19"/>
+              </w:rPr>
+              <w:t>Value</w:t>
+            </w:r>
+          </w:p>
+        </w:tc>
+        <w:tc>
+          <w:tcPr>
+            <w:tcW w:type="dxa" w:w="3024"/>
+            <w:shd w:fill="1B2A4A" w:val="clear"/>
+          </w:tcPr>
+          <w:p>
+            <w:pPr>
+              <w:spacing w:before="80" w:after="80"/>
+            </w:pPr>
+            <w:r/>
+            <w:r>
+              <w:rPr>
+                <w:rFonts w:ascii="Calibri" w:hAnsi="Calibri"/>
+                <w:b/>
+                <w:color w:val="FFFFFF"/>
+                <w:sz w:val="19"/>
+              </w:rPr>
+              <w:t>Count</w:t>
+            </w:r>
+          </w:p>
+        </w:tc>
+        <w:tc>
+          <w:tcPr>
+            <w:tcW w:type="dxa" w:w="3024"/>
+            <w:shd w:fill="1B2A4A" w:val="clear"/>
+          </w:tcPr>
+          <w:p>
+            <w:pPr>
+              <w:spacing w:before="80" w:after="80"/>
+            </w:pPr>
+            <w:r/>
+            <w:r>
+              <w:rPr>
+                <w:rFonts w:ascii="Calibri" w:hAnsi="Calibri"/>
+                <w:b/>
+                <w:color w:val="FFFFFF"/>
+                <w:sz w:val="19"/>
+              </w:rPr>
+              <w:t>Interpretation</w:t>
+            </w:r>
+          </w:p>
+        </w:tc>
+      </w:tr>
+      <w:tr>
+        <w:tc>
+          <w:tcPr>
+            <w:tcW w:type="dxa" w:w="3024"/>
+          </w:tcPr>
+          <w:p>
+            <w:pPr>
+              <w:spacing w:before="60" w:after="60"/>
+            </w:pPr>
+            <w:r/>
+            <w:r>
+              <w:rPr>
+                <w:rFonts w:ascii="Calibri" w:hAnsi="Calibri"/>
+                <w:color w:val="33333B"/>
+                <w:sz w:val="19"/>
+              </w:rPr>
+              <w:t>{{value}}</w:t>
+            </w:r>
+          </w:p>
+        </w:tc>
+        <w:tc>
+          <w:tcPr>
+            <w:tcW w:type="dxa" w:w="3024"/>
+          </w:tcPr>
+          <w:p>
+            <w:pPr>
+              <w:spacing w:before="60" w:after="60"/>
+            </w:pPr>
+            <w:r/>
+            <w:r>
+              <w:rPr>
+                <w:rFonts w:ascii="Calibri" w:hAnsi="Calibri"/>
+                <w:color w:val="33333B"/>
+                <w:sz w:val="19"/>
+              </w:rPr>
+              <w:t>{{count}}</w:t>
+            </w:r>
+          </w:p>
+        </w:tc>
+        <w:tc>
+          <w:tcPr>
+            <w:tcW w:type="dxa" w:w="3024"/>
+          </w:tcPr>
+          <w:p>
+            <w:pPr>
+              <w:spacing w:before="60" w:after="60"/>
+            </w:pPr>
+            <w:r/>
+            <w:r>
+              <w:rPr>
+                <w:rFonts w:ascii="Calibri" w:hAnsi="Calibri"/>
+                <w:color w:val="33333B"/>
+                <w:sz w:val="19"/>
+              </w:rPr>
+              <w:t>{{meaning or 'Unknown'}}</w:t>
+            </w:r>
+          </w:p>
+        </w:tc>
+      </w:tr>
+    </w:tbl>
+    <w:p>
+      <w:pPr>
+        <w:spacing w:after="120"/>
+      </w:pPr>
     </w:p>
     <w:p>
       <w:pPr>
@@ -170,8 +1082,37 @@
       </w:r>
     </w:p>
     <w:p>
+      <w:pPr>
+        <w:spacing w:before="160" w:after="160"/>
+        <w:pBdr>
+          <w:left w:val="single" w:sz="24" w:space="8" w:color="E67E22"/>
+        </w:pBdr>
+        <w:shd w:fill="FFF3E0" w:val="clear"/>
+        <w:ind w:left="180" w:right="180"/>
+      </w:pPr>
       <w:r>
-        <w:t>{{DQ_ISSUES_SUMMARY}}</w:t>
+        <w:rPr>
+          <w:rFonts w:ascii="Calibri" w:hAnsi="Calibri"/>
+          <w:color w:val="33333B"/>
+          <w:sz w:val="20"/>
+        </w:rPr>
+        <w:t>{{N}} issue(s) identified during profiling. See DQR document for full details.</w:t>
+      </w:r>
+    </w:p>
+    <w:p>
+      <w:pPr>
+        <w:pStyle w:val="ListBullet"/>
+      </w:pPr>
+      <w:r>
+        <w:t>{{DQI-001}}: {{Issue description}}</w:t>
+      </w:r>
+    </w:p>
+    <w:p>
+      <w:pPr>
+        <w:pStyle w:val="ListBullet"/>
+      </w:pPr>
+      <w:r>
+        <w:t>{{DQI-002}}: {{Issue description}}</w:t>
       </w:r>
     </w:p>
     <w:p>
@@ -183,18 +1124,108 @@
       </w:r>
     </w:p>
     <w:p>
+      <w:pPr>
+        <w:pStyle w:val="ListBullet"/>
+      </w:pPr>
       <w:r>
-        <w:t>{{OPEN_QUESTIONS}}</w:t>
+        <w:t>{{Question requiring customer clarification}}</w:t>
       </w:r>
     </w:p>
     <w:sectPr>
-      <w:pgSz w:w="12240" w:h="15840"/>
-      <w:pgMar w:top="1440" w:right="1800" w:bottom="1440" w:left="1800" w:header="720" w:footer="720" w:gutter="0"/>
+      <w:headerReference w:type="default" r:id="rId9"/>
+      <w:footerReference w:type="default" r:id="rId10"/>
+      <w:pgSz w:w="11906" w:h="16838"/>
+      <w:pgMar w:top="1417" w:right="1417" w:bottom="1134" w:left="1417" w:header="720" w:footer="720" w:gutter="0"/>
       <w:cols w:space="720"/>
       <w:docGrid w:linePitch="360"/>
     </w:sectPr>
   </w:body>
 </w:document>
+</file>
+
+<file path=word/footer1.xml><?xml version="1.0" encoding="utf-8"?>
+<w:ftr xmlns:m="http://schemas.openxmlformats.org/officeDocument/2006/math" xmlns:mc="http://schemas.openxmlformats.org/markup-compatibility/2006" xmlns:mo="http://schemas.microsoft.com/office/mac/office/2008/main" xmlns:mv="urn:schemas-microsoft-com:mac:vml" xmlns:o="urn:schemas-microsoft-com:office:office" xmlns:r="http://schemas.openxmlformats.org/officeDocument/2006/relationships" xmlns:v="urn:schemas-microsoft-com:vml" xmlns:w10="urn:schemas-microsoft-com:office:word" xmlns:w14="http://schemas.microsoft.com/office/word/2010/wordml" xmlns:w="http://schemas.openxmlformats.org/wordprocessingml/2006/main" xmlns:wne="http://schemas.microsoft.com/office/word/2006/wordml" xmlns:wp14="http://schemas.microsoft.com/office/word/2010/wordprocessingDrawing" xmlns:wp="http://schemas.openxmlformats.org/drawingml/2006/wordprocessingDrawing" xmlns:wpc="http://schemas.microsoft.com/office/word/2010/wordprocessingCanvas" xmlns:wpg="http://schemas.microsoft.com/office/word/2010/wordprocessingGroup" xmlns:wpi="http://schemas.microsoft.com/office/word/2010/wordprocessingInk" xmlns:wps="http://schemas.microsoft.com/office/word/2010/wordprocessingShape" mc:Ignorable="w14 wp14">
+  <w:p>
+    <w:pPr>
+      <w:pStyle w:val="Footer"/>
+      <w:jc w:val="center"/>
+    </w:pPr>
+    <w:r>
+      <w:rPr>
+        <w:rFonts w:ascii="Calibri" w:hAnsi="Calibri"/>
+        <w:color w:val="5A5A65"/>
+        <w:sz w:val="16"/>
+      </w:rPr>
+      <w:t xml:space="preserve">Page </w:t>
+    </w:r>
+    <w:r>
+      <w:fldChar w:fldCharType="begin"/>
+    </w:r>
+    <w:r>
+      <w:rPr>
+        <w:rFonts w:ascii="Calibri" w:hAnsi="Calibri"/>
+        <w:color w:val="5A5A65"/>
+        <w:sz w:val="16"/>
+      </w:rPr>
+      <w:instrText xml:space="preserve"> PAGE </w:instrText>
+    </w:r>
+    <w:r>
+      <w:fldChar w:fldCharType="end"/>
+    </w:r>
+    <w:r>
+      <w:rPr>
+        <w:rFonts w:ascii="Calibri" w:hAnsi="Calibri"/>
+        <w:color w:val="5A5A65"/>
+        <w:sz w:val="16"/>
+      </w:rPr>
+      <w:t xml:space="preserve"> of </w:t>
+    </w:r>
+    <w:r>
+      <w:fldChar w:fldCharType="begin"/>
+    </w:r>
+    <w:r>
+      <w:rPr>
+        <w:rFonts w:ascii="Calibri" w:hAnsi="Calibri"/>
+        <w:color w:val="5A5A65"/>
+        <w:sz w:val="16"/>
+      </w:rPr>
+      <w:instrText xml:space="preserve"> NUMPAGES </w:instrText>
+    </w:r>
+    <w:r>
+      <w:fldChar w:fldCharType="end"/>
+    </w:r>
+  </w:p>
+</w:ftr>
+</file>
+
+<file path=word/header1.xml><?xml version="1.0" encoding="utf-8"?>
+<w:hdr xmlns:m="http://schemas.openxmlformats.org/officeDocument/2006/math" xmlns:mc="http://schemas.openxmlformats.org/markup-compatibility/2006" xmlns:mo="http://schemas.microsoft.com/office/mac/office/2008/main" xmlns:mv="urn:schemas-microsoft-com:mac:vml" xmlns:o="urn:schemas-microsoft-com:office:office" xmlns:r="http://schemas.openxmlformats.org/officeDocument/2006/relationships" xmlns:v="urn:schemas-microsoft-com:vml" xmlns:w10="urn:schemas-microsoft-com:office:word" xmlns:w14="http://schemas.microsoft.com/office/word/2010/wordml" xmlns:w="http://schemas.openxmlformats.org/wordprocessingml/2006/main" xmlns:wne="http://schemas.microsoft.com/office/word/2006/wordml" xmlns:wp14="http://schemas.microsoft.com/office/word/2010/wordprocessingDrawing" xmlns:wp="http://schemas.openxmlformats.org/drawingml/2006/wordprocessingDrawing" xmlns:wpc="http://schemas.microsoft.com/office/word/2010/wordprocessingCanvas" xmlns:wpg="http://schemas.microsoft.com/office/word/2010/wordprocessingGroup" xmlns:wpi="http://schemas.microsoft.com/office/word/2010/wordprocessingInk" xmlns:wps="http://schemas.microsoft.com/office/word/2010/wordprocessingShape" mc:Ignorable="w14 wp14">
+  <w:p>
+    <w:pPr>
+      <w:pStyle w:val="Header"/>
+      <w:jc w:val="right"/>
+      <w:pBdr>
+        <w:bottom w:val="single" w:sz="4" w:space="1" w:color="D0D0D8"/>
+      </w:pBdr>
+    </w:pPr>
+    <w:r>
+      <w:rPr>
+        <w:rFonts w:ascii="Calibri" w:hAnsi="Calibri"/>
+        <w:color w:val="5A5A65"/>
+        <w:sz w:val="16"/>
+      </w:rPr>
+      <w:t>Source Data Profile Report</w:t>
+    </w:r>
+    <w:r>
+      <w:rPr>
+        <w:rFonts w:ascii="Calibri" w:hAnsi="Calibri"/>
+        <w:color w:val="D0D0D8"/>
+        <w:sz w:val="16"/>
+      </w:rPr>
+      <w:t xml:space="preserve">  |  {{CUSTOMER}}</w:t>
+    </w:r>
+  </w:p>
+</w:hdr>
 </file>
 
 <file path=word/numbering.xml><?xml version="1.0" encoding="utf-8"?>
@@ -560,9 +1591,13 @@
     <w:name w:val="Normal"/>
     <w:qFormat/>
     <w:rsid w:val="00FC693F"/>
+    <w:pPr>
+      <w:spacing w:after="120" w:line="276" w:lineRule="auto"/>
+    </w:pPr>
     <w:rPr>
       <w:rFonts w:ascii="Calibri" w:hAnsi="Calibri"/>
-      <w:sz w:val="22"/>
+      <w:color w:val="33333B"/>
+      <w:sz w:val="21"/>
     </w:rPr>
   </w:style>
   <w:style w:type="paragraph" w:styleId="Header">
@@ -620,15 +1655,15 @@
     <w:pPr>
       <w:keepNext/>
       <w:keepLines/>
-      <w:spacing w:before="480" w:after="0"/>
+      <w:spacing w:before="480" w:after="160"/>
       <w:outlineLvl w:val="0"/>
     </w:pPr>
     <w:rPr>
-      <w:rFonts w:asciiTheme="majorHAnsi" w:eastAsiaTheme="majorEastAsia" w:hAnsiTheme="majorHAnsi" w:cstheme="majorBidi"/>
-      <w:b/>
+      <w:rFonts w:asciiTheme="majorHAnsi" w:eastAsiaTheme="majorEastAsia" w:hAnsiTheme="majorHAnsi" w:cstheme="majorBidi" w:ascii="Calibri Light" w:hAnsi="Calibri Light"/>
+      <w:b w:val="0"/>
       <w:bCs/>
-      <w:color w:val="365F91" w:themeColor="accent1" w:themeShade="BF"/>
-      <w:sz w:val="28"/>
+      <w:color w:val="1B2A4A"/>
+      <w:sz w:val="44"/>
       <w:szCs w:val="28"/>
     </w:rPr>
   </w:style>
@@ -644,15 +1679,15 @@
     <w:pPr>
       <w:keepNext/>
       <w:keepLines/>
-      <w:spacing w:before="200" w:after="0"/>
+      <w:spacing w:before="360" w:after="120"/>
       <w:outlineLvl w:val="1"/>
     </w:pPr>
     <w:rPr>
-      <w:rFonts w:asciiTheme="majorHAnsi" w:eastAsiaTheme="majorEastAsia" w:hAnsiTheme="majorHAnsi" w:cstheme="majorBidi"/>
-      <w:b/>
+      <w:rFonts w:asciiTheme="majorHAnsi" w:eastAsiaTheme="majorEastAsia" w:hAnsiTheme="majorHAnsi" w:cstheme="majorBidi" w:ascii="Calibri Light" w:hAnsi="Calibri Light"/>
+      <w:b w:val="0"/>
       <w:bCs/>
-      <w:color w:val="4F81BD" w:themeColor="accent1"/>
-      <w:sz w:val="26"/>
+      <w:color w:val="2E5C8A"/>
+      <w:sz w:val="32"/>
       <w:szCs w:val="26"/>
     </w:rPr>
   </w:style>
@@ -668,14 +1703,15 @@
     <w:pPr>
       <w:keepNext/>
       <w:keepLines/>
-      <w:spacing w:before="200" w:after="0"/>
+      <w:spacing w:before="240" w:after="80"/>
       <w:outlineLvl w:val="2"/>
     </w:pPr>
     <w:rPr>
-      <w:rFonts w:asciiTheme="majorHAnsi" w:eastAsiaTheme="majorEastAsia" w:hAnsiTheme="majorHAnsi" w:cstheme="majorBidi"/>
+      <w:rFonts w:asciiTheme="majorHAnsi" w:eastAsiaTheme="majorEastAsia" w:hAnsiTheme="majorHAnsi" w:cstheme="majorBidi" w:ascii="Calibri" w:hAnsi="Calibri"/>
       <w:b/>
       <w:bCs/>
-      <w:color w:val="4F81BD" w:themeColor="accent1"/>
+      <w:color w:val="2E5C8A"/>
+      <w:sz w:val="24"/>
     </w:rPr>
   </w:style>
   <w:style w:type="paragraph" w:styleId="Heading4">
@@ -1091,8 +2127,14 @@
       <w:numPr>
         <w:numId w:val="1"/>
       </w:numPr>
+      <w:spacing w:after="60"/>
       <w:contextualSpacing/>
     </w:pPr>
+    <w:rPr>
+      <w:rFonts w:ascii="Calibri" w:hAnsi="Calibri"/>
+      <w:color w:val="33333B"/>
+      <w:sz w:val="21"/>
+    </w:rPr>
   </w:style>
   <w:style w:type="paragraph" w:styleId="ListBullet2">
     <w:name w:val="List Bullet 2"/>
